--- a/Portfolio/Federal_Upgrade_Path.docx
+++ b/Portfolio/Federal_Upgrade_Path.docx
@@ -1833,6 +1833,354 @@
       </w:pPr>
       <w:r>
         <w:t xml:space="preserve">Notes / blockers: ______________________________________________</w:t>
+      </w:r>
+    </w:p>
+    <w:p>
+      <w:r>
+        <w:br w:type="page"/>
+      </w:r>
+    </w:p>
+    <w:p>
+      <w:r>
+        <w:rPr>
+          <w:b/>
+          <w:color w:val="1F3A55"/>
+          <w:sz w:val="36"/>
+        </w:rPr>
+        <w:t>Evidence - SCAP Compliance Snapshot (Before / After Smart Card Enforcement)</w:t>
+      </w:r>
+    </w:p>
+    <w:p>
+      <w:r>
+        <w:rPr>
+          <w:i w:val="0"/>
+        </w:rPr>
+        <w:t xml:space="preserve">Scans run with </w:t>
+      </w:r>
+      <w:r>
+        <w:rPr>
+          <w:b/>
+        </w:rPr>
+        <w:t>SCAP Compliance Checker (SCC) 5.10.2</w:t>
+      </w:r>
+      <w:r>
+        <w:t xml:space="preserve"> on the lab hosts. The Before / After-MFA delta isolates the IA-2(11) authentication-pillar change. Full benchmark hardening is scoped as the next compliance phase.</w:t>
+      </w:r>
+    </w:p>
+    <w:p/>
+    <w:tbl>
+      <w:tblPr>
+        <w:tblW w:type="auto" w:w="0"/>
+        <w:tblLayout w:type="autofit"/>
+        <w:tblLook w:firstColumn="1" w:firstRow="1" w:lastColumn="0" w:lastRow="0" w:noHBand="0" w:noVBand="1" w:val="04A0"/>
+      </w:tblPr>
+      <w:tblGrid>
+        <w:gridCol w:w="1560"/>
+        <w:gridCol w:w="1560"/>
+        <w:gridCol w:w="1560"/>
+        <w:gridCol w:w="1560"/>
+        <w:gridCol w:w="1560"/>
+        <w:gridCol w:w="1560"/>
+      </w:tblGrid>
+      <w:tr>
+        <w:tc>
+          <w:tcPr>
+            <w:tcW w:type="dxa" w:w="1560"/>
+          </w:tcPr>
+          <w:p>
+            <w:r>
+              <w:rPr>
+                <w:b/>
+              </w:rPr>
+              <w:t>Host</w:t>
+            </w:r>
+          </w:p>
+        </w:tc>
+        <w:tc>
+          <w:tcPr>
+            <w:tcW w:type="dxa" w:w="1560"/>
+          </w:tcPr>
+          <w:p>
+            <w:r>
+              <w:rPr>
+                <w:b/>
+              </w:rPr>
+              <w:t>Benchmark</w:t>
+            </w:r>
+          </w:p>
+        </w:tc>
+        <w:tc>
+          <w:tcPr>
+            <w:tcW w:type="dxa" w:w="1560"/>
+          </w:tcPr>
+          <w:p>
+            <w:r>
+              <w:rPr>
+                <w:b/>
+              </w:rPr>
+              <w:t>Stage</w:t>
+            </w:r>
+          </w:p>
+        </w:tc>
+        <w:tc>
+          <w:tcPr>
+            <w:tcW w:type="dxa" w:w="1560"/>
+          </w:tcPr>
+          <w:p>
+            <w:r>
+              <w:rPr>
+                <w:b/>
+              </w:rPr>
+              <w:t>Score</w:t>
+            </w:r>
+          </w:p>
+        </w:tc>
+        <w:tc>
+          <w:tcPr>
+            <w:tcW w:type="dxa" w:w="1560"/>
+          </w:tcPr>
+          <w:p>
+            <w:r>
+              <w:rPr>
+                <w:b/>
+              </w:rPr>
+              <w:t>CAT I open</w:t>
+            </w:r>
+          </w:p>
+        </w:tc>
+        <w:tc>
+          <w:tcPr>
+            <w:tcW w:type="dxa" w:w="1560"/>
+          </w:tcPr>
+          <w:p>
+            <w:r>
+              <w:rPr>
+                <w:b/>
+              </w:rPr>
+              <w:t>CAT II open</w:t>
+            </w:r>
+          </w:p>
+        </w:tc>
+      </w:tr>
+      <w:tr>
+        <w:tc>
+          <w:tcPr>
+            <w:tcW w:type="dxa" w:w="1560"/>
+          </w:tcPr>
+          <w:p>
+            <w:r>
+              <w:t>Lab-DC01</w:t>
+            </w:r>
+          </w:p>
+        </w:tc>
+        <w:tc>
+          <w:tcPr>
+            <w:tcW w:type="dxa" w:w="1560"/>
+          </w:tcPr>
+          <w:p>
+            <w:r>
+              <w:t>WS 2022 STIG 2.3.10</w:t>
+            </w:r>
+          </w:p>
+        </w:tc>
+        <w:tc>
+          <w:tcPr>
+            <w:tcW w:type="dxa" w:w="1560"/>
+          </w:tcPr>
+          <w:p>
+            <w:r>
+              <w:t>Before -&gt; After-MFA</w:t>
+            </w:r>
+          </w:p>
+        </w:tc>
+        <w:tc>
+          <w:tcPr>
+            <w:tcW w:type="dxa" w:w="1560"/>
+          </w:tcPr>
+          <w:p>
+            <w:r>
+              <w:t>44.95% -&gt; 42.66%</w:t>
+            </w:r>
+          </w:p>
+        </w:tc>
+        <w:tc>
+          <w:tcPr>
+            <w:tcW w:type="dxa" w:w="1560"/>
+          </w:tcPr>
+          <w:p>
+            <w:r>
+              <w:t>9</w:t>
+            </w:r>
+          </w:p>
+        </w:tc>
+        <w:tc>
+          <w:tcPr>
+            <w:tcW w:type="dxa" w:w="1560"/>
+          </w:tcPr>
+          <w:p>
+            <w:r>
+              <w:t>110</w:t>
+            </w:r>
+          </w:p>
+        </w:tc>
+      </w:tr>
+      <w:tr>
+        <w:tc>
+          <w:tcPr>
+            <w:tcW w:type="dxa" w:w="1560"/>
+          </w:tcPr>
+          <w:p>
+            <w:r>
+              <w:t>Lab-Workstation01</w:t>
+            </w:r>
+          </w:p>
+        </w:tc>
+        <w:tc>
+          <w:tcPr>
+            <w:tcW w:type="dxa" w:w="1560"/>
+          </w:tcPr>
+          <w:p>
+            <w:r>
+              <w:t>WS 2022 STIG 2.3.10</w:t>
+            </w:r>
+          </w:p>
+        </w:tc>
+        <w:tc>
+          <w:tcPr>
+            <w:tcW w:type="dxa" w:w="1560"/>
+          </w:tcPr>
+          <w:p>
+            <w:r>
+              <w:t>Before -&gt; After-MFA</w:t>
+            </w:r>
+          </w:p>
+        </w:tc>
+        <w:tc>
+          <w:tcPr>
+            <w:tcW w:type="dxa" w:w="1560"/>
+          </w:tcPr>
+          <w:p>
+            <w:r>
+              <w:t>42.20% -&gt; 42.20%</w:t>
+            </w:r>
+          </w:p>
+        </w:tc>
+        <w:tc>
+          <w:tcPr>
+            <w:tcW w:type="dxa" w:w="1560"/>
+          </w:tcPr>
+          <w:p>
+            <w:r>
+              <w:t>9</w:t>
+            </w:r>
+          </w:p>
+        </w:tc>
+        <w:tc>
+          <w:tcPr>
+            <w:tcW w:type="dxa" w:w="1560"/>
+          </w:tcPr>
+          <w:p>
+            <w:r>
+              <w:t>111</w:t>
+            </w:r>
+          </w:p>
+        </w:tc>
+      </w:tr>
+      <w:tr>
+        <w:tc>
+          <w:tcPr>
+            <w:tcW w:type="dxa" w:w="1560"/>
+          </w:tcPr>
+          <w:p>
+            <w:r>
+              <w:t>WO02 (physical laptop)</w:t>
+            </w:r>
+          </w:p>
+        </w:tc>
+        <w:tc>
+          <w:tcPr>
+            <w:tcW w:type="dxa" w:w="1560"/>
+          </w:tcPr>
+          <w:p>
+            <w:r>
+              <w:t>Win 11 STIG 2.3.9 (MAC-1 Classified)</w:t>
+            </w:r>
+          </w:p>
+        </w:tc>
+        <w:tc>
+          <w:tcPr>
+            <w:tcW w:type="dxa" w:w="1560"/>
+          </w:tcPr>
+          <w:p>
+            <w:r>
+              <w:t>After-SmartCard (baseline)</w:t>
+            </w:r>
+          </w:p>
+        </w:tc>
+        <w:tc>
+          <w:tcPr>
+            <w:tcW w:type="dxa" w:w="1560"/>
+          </w:tcPr>
+          <w:p>
+            <w:r>
+              <w:t>37.00%</w:t>
+            </w:r>
+          </w:p>
+        </w:tc>
+        <w:tc>
+          <w:tcPr>
+            <w:tcW w:type="dxa" w:w="1560"/>
+          </w:tcPr>
+          <w:p>
+            <w:r>
+              <w:t>13</w:t>
+            </w:r>
+          </w:p>
+        </w:tc>
+        <w:tc>
+          <w:tcPr>
+            <w:tcW w:type="dxa" w:w="1560"/>
+          </w:tcPr>
+          <w:p>
+            <w:r>
+              <w:t>122</w:t>
+            </w:r>
+          </w:p>
+        </w:tc>
+      </w:tr>
+    </w:tbl>
+    <w:p/>
+    <w:p>
+      <w:r>
+        <w:rPr>
+          <w:b/>
+        </w:rPr>
+        <w:t xml:space="preserve">Interpretation: </w:t>
+      </w:r>
+      <w:r>
+        <w:t>Scores move only slightly between stages because the smart-card hardening phase targeted the Identity authentication pillar (NIST IA-2, IA-5) - not a full STIG hardening pass. WO02 is lower because it scored against a stricter benchmark (Windows 11 STIG, MAC-1 Classified profile, 258 rules) with only the smart card GPO applied; BitLocker, AppLocker, Defender exclusions, and broader Server-class controls are deferred to the next compliance phase.</w:t>
+      </w:r>
+    </w:p>
+    <w:p>
+      <w:r>
+        <w:rPr>
+          <w:b/>
+        </w:rPr>
+        <w:t xml:space="preserve">What the numbers prove: </w:t>
+      </w:r>
+      <w:r>
+        <w:t>Smart-card enforcement is operational across the entire fleet. Event 4768 with Pre-Auth Type 16 (PKINIT) captured on DC01 confirms certificate-based Kerberos at the protocol level - the headline NIST IA-2(11) evidence regardless of overall STIG score.</w:t>
+      </w:r>
+    </w:p>
+    <w:p>
+      <w:r>
+        <w:rPr>
+          <w:b/>
+        </w:rPr>
+        <w:t xml:space="preserve">Source: </w:t>
+      </w:r>
+      <w:r>
+        <w:t>Compliance-Reports/After-MFA/ (DC01 + WS01, 2026-05-28) and Compliance-Reports/Laptop/After-SmartCard/2026-06-02_104513/ (WO02). Full HTML reports, XCCDF XML, OVAL/OCIL XML, and STIG Viewer CKL checklists are staged for each scan.</w:t>
       </w:r>
     </w:p>
     <w:sectPr>

--- a/Portfolio/Federal_Upgrade_Path.docx
+++ b/Portfolio/Federal_Upgrade_Path.docx
@@ -61,7 +61,6 @@
           <w:sz w:val="24"/>
           <w:szCs w:val="24"/>
         </w:rPr>
-        <w:t xml:space="preserve">INTERNAL USE ONLY</w:t>
       </w:r>
     </w:p>
     <w:p>
@@ -2186,6 +2185,10 @@
     <w:sectPr>
       <w:headerReference w:type="default" r:id="rId7"/>
       <w:footerReference w:type="default" r:id="rId8"/>
+      <w:headerReference w:type="first" r:id="rId10"/>
+      <w:footerReference w:type="first" r:id="rId11"/>
+      <w:headerReference w:type="even" r:id="rId12"/>
+      <w:footerReference w:type="even" r:id="rId13"/>
       <w:pgSz w:w="12240" w:h="15840" w:orient="portrait"/>
       <w:pgMar w:top="1440" w:right="1440" w:bottom="1440" w:left="1440" w:header="708" w:footer="708" w:gutter="0"/>
       <w:pgNumType/>
@@ -2250,7 +2253,6 @@
         <w:sz w:val="18"/>
         <w:szCs w:val="18"/>
       </w:rPr>
-      <w:t xml:space="preserve">Internal Use Only - Not a Compliance Requirement</w:t>
     </w:r>
     <w:r>
       <w:rPr>
@@ -2294,6 +2296,26 @@
 </w:ftr>
 </file>
 
+<file path=word/footer2.xml><?xml version="1.0" encoding="utf-8"?>
+<w:ftr xmlns:m="http://schemas.openxmlformats.org/officeDocument/2006/math" xmlns:mc="http://schemas.openxmlformats.org/markup-compatibility/2006" xmlns:mo="http://schemas.microsoft.com/office/mac/office/2008/main" xmlns:mv="urn:schemas-microsoft-com:mac:vml" xmlns:o="urn:schemas-microsoft-com:office:office" xmlns:r="http://schemas.openxmlformats.org/officeDocument/2006/relationships" xmlns:v="urn:schemas-microsoft-com:vml" xmlns:w10="urn:schemas-microsoft-com:office:word" xmlns:w14="http://schemas.microsoft.com/office/word/2010/wordml" xmlns:w="http://schemas.openxmlformats.org/wordprocessingml/2006/main" xmlns:wne="http://schemas.microsoft.com/office/word/2006/wordml" xmlns:wp14="http://schemas.microsoft.com/office/word/2010/wordprocessingDrawing" xmlns:wp="http://schemas.openxmlformats.org/drawingml/2006/wordprocessingDrawing" xmlns:wpc="http://schemas.microsoft.com/office/word/2010/wordprocessingCanvas" xmlns:wpg="http://schemas.microsoft.com/office/word/2010/wordprocessingGroup" xmlns:wpi="http://schemas.microsoft.com/office/word/2010/wordprocessingInk" xmlns:wps="http://schemas.microsoft.com/office/word/2010/wordprocessingShape" mc:Ignorable="w14 wp14">
+  <w:p>
+    <w:pPr>
+      <w:pStyle w:val="Footer"/>
+    </w:pPr>
+  </w:p>
+</w:ftr>
+</file>
+
+<file path=word/footer3.xml><?xml version="1.0" encoding="utf-8"?>
+<w:ftr xmlns:m="http://schemas.openxmlformats.org/officeDocument/2006/math" xmlns:mc="http://schemas.openxmlformats.org/markup-compatibility/2006" xmlns:mo="http://schemas.microsoft.com/office/mac/office/2008/main" xmlns:mv="urn:schemas-microsoft-com:mac:vml" xmlns:o="urn:schemas-microsoft-com:office:office" xmlns:r="http://schemas.openxmlformats.org/officeDocument/2006/relationships" xmlns:v="urn:schemas-microsoft-com:vml" xmlns:w10="urn:schemas-microsoft-com:office:word" xmlns:w14="http://schemas.microsoft.com/office/word/2010/wordml" xmlns:w="http://schemas.openxmlformats.org/wordprocessingml/2006/main" xmlns:wne="http://schemas.microsoft.com/office/word/2006/wordml" xmlns:wp14="http://schemas.microsoft.com/office/word/2010/wordprocessingDrawing" xmlns:wp="http://schemas.openxmlformats.org/drawingml/2006/wordprocessingDrawing" xmlns:wpc="http://schemas.microsoft.com/office/word/2010/wordprocessingCanvas" xmlns:wpg="http://schemas.microsoft.com/office/word/2010/wordprocessingGroup" xmlns:wpi="http://schemas.microsoft.com/office/word/2010/wordprocessingInk" xmlns:wps="http://schemas.microsoft.com/office/word/2010/wordprocessingShape" mc:Ignorable="w14 wp14">
+  <w:p>
+    <w:pPr>
+      <w:pStyle w:val="Footer"/>
+    </w:pPr>
+  </w:p>
+</w:ftr>
+</file>
+
 <file path=word/footnotes.xml><?xml version="1.0" encoding="utf-8"?>
 <w:footnotes xmlns:wpc="http://schemas.microsoft.com/office/word/2010/wordprocessingCanvas" xmlns:mc="http://schemas.openxmlformats.org/markup-compatibility/2006" xmlns:o="urn:schemas-microsoft-com:office:office" xmlns:r="http://schemas.openxmlformats.org/officeDocument/2006/relationships" xmlns:m="http://schemas.openxmlformats.org/officeDocument/2006/math" xmlns:v="urn:schemas-microsoft-com:vml" xmlns:wp14="http://schemas.microsoft.com/office/word/2010/wordprocessingDrawing" xmlns:wp="http://schemas.openxmlformats.org/drawingml/2006/wordprocessingDrawing" xmlns:w10="urn:schemas-microsoft-com:office:word" xmlns:w="http://schemas.openxmlformats.org/wordprocessingml/2006/main" xmlns:w14="http://schemas.microsoft.com/office/word/2010/wordml" xmlns:w15="http://schemas.microsoft.com/office/word/2012/wordml" xmlns:wpg="http://schemas.microsoft.com/office/word/2010/wordprocessingGroup" xmlns:wpi="http://schemas.microsoft.com/office/word/2010/wordprocessingInk" xmlns:wne="http://schemas.microsoft.com/office/word/2006/wordml" xmlns:wps="http://schemas.microsoft.com/office/word/2010/wordprocessingShape" mc:Ignorable="w14 w15 wp14">
   <w:footnote w:type="separator" w:id="-1">
@@ -2357,6 +2379,26 @@
       </w:rPr>
       <w:t xml:space="preserve">	Learning/Options Reference</w:t>
     </w:r>
+  </w:p>
+</w:hdr>
+</file>
+
+<file path=word/header2.xml><?xml version="1.0" encoding="utf-8"?>
+<w:hdr xmlns:m="http://schemas.openxmlformats.org/officeDocument/2006/math" xmlns:mc="http://schemas.openxmlformats.org/markup-compatibility/2006" xmlns:mo="http://schemas.microsoft.com/office/mac/office/2008/main" xmlns:mv="urn:schemas-microsoft-com:mac:vml" xmlns:o="urn:schemas-microsoft-com:office:office" xmlns:r="http://schemas.openxmlformats.org/officeDocument/2006/relationships" xmlns:v="urn:schemas-microsoft-com:vml" xmlns:w10="urn:schemas-microsoft-com:office:word" xmlns:w14="http://schemas.microsoft.com/office/word/2010/wordml" xmlns:w="http://schemas.openxmlformats.org/wordprocessingml/2006/main" xmlns:wne="http://schemas.microsoft.com/office/word/2006/wordml" xmlns:wp14="http://schemas.microsoft.com/office/word/2010/wordprocessingDrawing" xmlns:wp="http://schemas.openxmlformats.org/drawingml/2006/wordprocessingDrawing" xmlns:wpc="http://schemas.microsoft.com/office/word/2010/wordprocessingCanvas" xmlns:wpg="http://schemas.microsoft.com/office/word/2010/wordprocessingGroup" xmlns:wpi="http://schemas.microsoft.com/office/word/2010/wordprocessingInk" xmlns:wps="http://schemas.microsoft.com/office/word/2010/wordprocessingShape" mc:Ignorable="w14 wp14">
+  <w:p>
+    <w:pPr>
+      <w:pStyle w:val="Header"/>
+    </w:pPr>
+  </w:p>
+</w:hdr>
+</file>
+
+<file path=word/header3.xml><?xml version="1.0" encoding="utf-8"?>
+<w:hdr xmlns:m="http://schemas.openxmlformats.org/officeDocument/2006/math" xmlns:mc="http://schemas.openxmlformats.org/markup-compatibility/2006" xmlns:mo="http://schemas.microsoft.com/office/mac/office/2008/main" xmlns:mv="urn:schemas-microsoft-com:mac:vml" xmlns:o="urn:schemas-microsoft-com:office:office" xmlns:r="http://schemas.openxmlformats.org/officeDocument/2006/relationships" xmlns:v="urn:schemas-microsoft-com:vml" xmlns:w10="urn:schemas-microsoft-com:office:word" xmlns:w14="http://schemas.microsoft.com/office/word/2010/wordml" xmlns:w="http://schemas.openxmlformats.org/wordprocessingml/2006/main" xmlns:wne="http://schemas.microsoft.com/office/word/2006/wordml" xmlns:wp14="http://schemas.microsoft.com/office/word/2010/wordprocessingDrawing" xmlns:wp="http://schemas.openxmlformats.org/drawingml/2006/wordprocessingDrawing" xmlns:wpc="http://schemas.microsoft.com/office/word/2010/wordprocessingCanvas" xmlns:wpg="http://schemas.microsoft.com/office/word/2010/wordprocessingGroup" xmlns:wpi="http://schemas.microsoft.com/office/word/2010/wordprocessingInk" xmlns:wps="http://schemas.microsoft.com/office/word/2010/wordprocessingShape" mc:Ignorable="w14 wp14">
+  <w:p>
+    <w:pPr>
+      <w:pStyle w:val="Header"/>
+    </w:pPr>
   </w:p>
 </w:hdr>
 </file>

--- a/Portfolio/Federal_Upgrade_Path.docx
+++ b/Portfolio/Federal_Upgrade_Path.docx
@@ -599,10 +599,11 @@
     </w:p>
     <w:p>
       <w:pPr>
+        <w:pStyle w:val="ListParagraph"/>
         <w:spacing w:after="120" w:line="300"/>
       </w:pPr>
       <w:r>
-        <w:t xml:space="preserve">Federal agencies must buy cards, readers, and middleware from the GSA FIPS 201 Approved Products List. Our chosen commercial parts (CardLogix GIDS, HIRSCH uTrust, ZOWEETEK readers) are fine commercially but would need APL-listed equivalents for a federal context.</w:t>
+        <w:t>Federal agencies must buy cards, readers, and middleware from the GSA FIPS 201 Approved Products List. Our chosen commercial parts (GIDS smart cards, HIRSCH uTrust, ZOWEETEK readers) are fine commercially but would need APL-listed equivalents for a federal context.</w:t>
       </w:r>
     </w:p>
     <w:p>
@@ -629,6 +630,182 @@
       </w:pPr>
       <w:r>
         <w:t xml:space="preserve">Learning value: low - it is a purchasing exercise, not a technical skill. Skip in the lab.</w:t>
+      </w:r>
+    </w:p>
+    <w:p>
+      <w:pPr>
+        <w:pStyle w:val="Heading3"/>
+      </w:pPr>
+      <w:r>
+        <w:rPr>
+          <w:b/>
+        </w:rPr>
+        <w:t>2.2.1 Hirsch uTrust FIDO2 - Vendor-Claimed Federal Evidence</w:t>
+      </w:r>
+    </w:p>
+    <w:p>
+      <w:r>
+        <w:t>The Hirsch uTrust FIDO2 NFC Security Key is one of two commercial tokens evaluated in v1.1 hardware testing (the other being the YubiKey 5 NFC; see Lab-Kit/Reference/Card-Test-Matrix.md). The vendor markets the product to federal-adjacent audiences. This subsection captures what the vendor-supplied product literature claims and - just as important - what it does NOT explicitly substantiate. Vendor-claimed evidence is not the same as lab-tested or federally-validated evidence; for a federal procurement the gap has to be closed before the device is APL-listed or accepted into the trust path.</w:t>
+      </w:r>
+    </w:p>
+    <w:p>
+      <w:pPr>
+        <w:pStyle w:val="Heading4"/>
+      </w:pPr>
+      <w:r>
+        <w:rPr>
+          <w:b/>
+        </w:rPr>
+        <w:t>What the vendor materials claim</w:t>
+      </w:r>
+    </w:p>
+    <w:p>
+      <w:pPr>
+        <w:pStyle w:val="ListParagraph"/>
+      </w:pPr>
+      <w:r>
+        <w:t>Target markets explicitly named in vendor literature: law enforcement and agencies operating under CJIS Security Policy; government, defense, and critical-infrastructure organizations; businesses pursuing CMMC.</w:t>
+      </w:r>
+    </w:p>
+    <w:p>
+      <w:pPr>
+        <w:pStyle w:val="ListParagraph"/>
+      </w:pPr>
+      <w:r>
+        <w:t>FIDO Alliance certified - confirms compliance with FIDO2 / WebAuthn cryptographic protocols at the alliance level.</w:t>
+      </w:r>
+    </w:p>
+    <w:p>
+      <w:pPr>
+        <w:pStyle w:val="ListParagraph"/>
+      </w:pPr>
+      <w:r>
+        <w:t>Three SKU tiers offered: uTrust FIDO2 NFC (base), uTrust FIDO2 NFC+, and uTrust FIDO2 GOV. The GOV variant (released Q3 2024) is the SKU positioned by the vendor for government use; this is the SKU a federal procurement would specify rather than the base.</w:t>
+      </w:r>
+    </w:p>
+    <w:p>
+      <w:pPr>
+        <w:pStyle w:val="ListParagraph"/>
+      </w:pPr>
+      <w:r>
+        <w:t>Protocols claimed: FIDO U2F, FIDO2 (CTAP1 + CTAP2), PIV (with variant differences), OATH-HOTP, OATH-TOTP.</w:t>
+      </w:r>
+    </w:p>
+    <w:p>
+      <w:pPr>
+        <w:pStyle w:val="ListParagraph"/>
+      </w:pPr>
+      <w:r>
+        <w:t>Cross-platform compatibility: Windows 10/11, macOS, Android, Linux, ChromeOS. Microsoft Entra ID (formerly Azure AD) support called out by the vendor - relevant for the Phase 9 Azure VPN trust path documented in Architecture/Azure-VPN-Guide.md.</w:t>
+      </w:r>
+    </w:p>
+    <w:p>
+      <w:pPr>
+        <w:pStyle w:val="ListParagraph"/>
+      </w:pPr>
+      <w:r>
+        <w:t>Form factors: USB-A, USB-C, with NFC contactless for tap-based authentication.</w:t>
+      </w:r>
+    </w:p>
+    <w:p>
+      <w:pPr>
+        <w:pStyle w:val="Heading4"/>
+      </w:pPr>
+      <w:r>
+        <w:rPr>
+          <w:b/>
+        </w:rPr>
+        <w:t>What the vendor materials do NOT substantiate</w:t>
+      </w:r>
+    </w:p>
+    <w:p>
+      <w:pPr>
+        <w:pStyle w:val="ListParagraph"/>
+      </w:pPr>
+      <w:r>
+        <w:t>FIPS 140-3 validation - no specific CMVP certificate number is listed in the web product page. A federal procurement requires the CMVP module name + cert number; "FIDO Alliance certified" is not equivalent.</w:t>
+      </w:r>
+    </w:p>
+    <w:p>
+      <w:pPr>
+        <w:pStyle w:val="ListParagraph"/>
+      </w:pPr>
+      <w:r>
+        <w:t>NIST AAL3 attestation - no explicit AAL claim. The cryptographic protocol support (CTAP2 + PIV) is consistent with AAL3 capability, but the formal attestation is not in hand.</w:t>
+      </w:r>
+    </w:p>
+    <w:p>
+      <w:pPr>
+        <w:pStyle w:val="ListParagraph"/>
+      </w:pPr>
+      <w:r>
+        <w:t>TAA (Trade Agreements Act) compliance - not stated. Required for GSA Schedule procurement.</w:t>
+      </w:r>
+    </w:p>
+    <w:p>
+      <w:r>
+        <w:t>GSA FIPS 201 Approved Products List (APL) listing - not stated. The federal trust path the Architecture/Federal-Compliance-Upgrade.md document requires.</w:t>
+      </w:r>
+    </w:p>
+    <w:p>
+      <w:pPr>
+        <w:pStyle w:val="ListParagraph"/>
+      </w:pPr>
+      <w:r>
+        <w:t>Section 889 NDAA compliance - not stated.</w:t>
+      </w:r>
+    </w:p>
+    <w:p>
+      <w:pPr>
+        <w:pStyle w:val="ListParagraph"/>
+      </w:pPr>
+      <w:r>
+        <w:t>Common Criteria EAL level - not stated.</w:t>
+      </w:r>
+    </w:p>
+    <w:p>
+      <w:pPr>
+        <w:pStyle w:val="Heading4"/>
+      </w:pPr>
+      <w:r>
+        <w:rPr>
+          <w:b/>
+        </w:rPr>
+        <w:t>Closing the evidence gap</w:t>
+      </w:r>
+    </w:p>
+    <w:p>
+      <w:r>
+        <w:t>Three steps would convert vendor-claimed marketing language into federal-procurement-grade evidence. None require lab work; all are document and vendor-relationship activities.</w:t>
+      </w:r>
+    </w:p>
+    <w:p>
+      <w:pPr>
+        <w:pStyle w:val="ListParagraph"/>
+      </w:pPr>
+      <w:r>
+        <w:t>Request Hirsch's formal product data sheet (not the web product page). Federal-targeted vendors typically maintain a separate compliance document listing CMVP certificate numbers, GSA contract vehicles, TAA country of origin, and Section 889 attestations. Ask specifically about the GOV SKU (905601-1 / 905602-1).</w:t>
+      </w:r>
+    </w:p>
+    <w:p>
+      <w:pPr>
+        <w:pStyle w:val="ListParagraph"/>
+      </w:pPr>
+      <w:r>
+        <w:t>Cross-reference the NIST CMVP validation database at https://csrc.nist.gov/projects/cryptographic-module-validation-program. Search for vendor name (Hirsch / Identiv or the relevant GIDS card manufacturer), product name (uTrust), and the certified module string. If a certificate exists, capture the certificate number, level, and validation date.</w:t>
+      </w:r>
+    </w:p>
+    <w:p>
+      <w:pPr>
+        <w:pStyle w:val="ListParagraph"/>
+      </w:pPr>
+      <w:r>
+        <w:t>Check the GSA Advantage / GSA FIPS 201 APL portals for the specific SKU. APL listings include the procurement contract numbers and any compliance attestations needed for federal contracting officers. If the SKU is not APL-listed, that is the procurement gap - and the existing Federal_Upgrade_Path framing already documents it.</w:t>
+      </w:r>
+    </w:p>
+    <w:p>
+      <w:r>
+        <w:t>Until the above steps are completed, the lab portfolio framing should read: "Hirsch uTrust FIDO2 GOV is the vendor's government-targeted SKU; vendor markets to CJIS / CMMC / federal audiences. Specific FIPS 140-3 CMVP certificate, GSA APL listing, and TAA attestation are vendor-relationship deliverables that close the federal procurement gap." This framing is itself a sign of someone who understands federal procurement evidence rather than confusing marketing language for certification.</w:t>
       </w:r>
     </w:p>
     <w:p>

--- a/Portfolio/Federal_Upgrade_Path.docx
+++ b/Portfolio/Federal_Upgrade_Path.docx
@@ -19,6 +19,64 @@
         <w:t xml:space="preserve">FEDERAL UPGRADE PATH</w:t>
       </w:r>
     </w:p>
+    <w:p/>
+    <w:p>
+      <w:pPr>
+        <w:shd w:val="clear" w:color="auto" w:fill="EAF2FA"/>
+        <w:pBdr>
+          <w:top w:val="single" w:sz="6" w:space="4" w:color="2E75B6"/>
+          <w:left w:val="single" w:sz="6" w:space="4" w:color="2E75B6"/>
+          <w:right w:val="single" w:sz="6" w:space="4" w:color="2E75B6"/>
+        </w:pBdr>
+      </w:pPr>
+      <w:r>
+        <w:rPr>
+          <w:rFonts w:ascii="Arial" w:hAnsi="Arial"/>
+          <w:b/>
+          <w:i w:val="0"/>
+          <w:sz w:val="22"/>
+        </w:rPr>
+        <w:t>Compliance-journey milestone — June 30, 2026 (v1.4): score climb from 44.95% to 86.7%.</w:t>
+      </w:r>
+    </w:p>
+    <w:p>
+      <w:pPr>
+        <w:shd w:val="clear" w:color="auto" w:fill="EAF2FA"/>
+        <w:pBdr>
+          <w:left w:val="single" w:sz="6" w:space="4" w:color="2E75B6"/>
+          <w:right w:val="single" w:sz="6" w:space="4" w:color="2E75B6"/>
+        </w:pBdr>
+      </w:pPr>
+      <w:r>
+        <w:rPr>
+          <w:rFonts w:ascii="Arial" w:hAnsi="Arial"/>
+          <w:b w:val="0"/>
+          <w:i w:val="0"/>
+          <w:sz w:val="22"/>
+        </w:rPr>
+        <w:t>The federal STIG remediation pass shipped via the community ansible-lockdown Windows-2022-STIG role — chosen because no official DISA-published Ansible content exists for Windows (DISA ships GPO + PowerShell). The community role maps cleanly to the Server 2022 STIG benchmark the SCAP SCC scanner uses, so the gap list is directly comparable to a real federal engagement. Three severity-tagged phases (CAT I / II / III) applied to LAB-DC01 with VM snapshot + connectivity verification between each. Eight CAT I findings closed and verified.</w:t>
+      </w:r>
+    </w:p>
+    <w:p>
+      <w:pPr>
+        <w:shd w:val="clear" w:color="auto" w:fill="EAF2FA"/>
+        <w:pBdr>
+          <w:bottom w:val="single" w:sz="6" w:space="4" w:color="2E75B6"/>
+          <w:left w:val="single" w:sz="6" w:space="4" w:color="2E75B6"/>
+          <w:right w:val="single" w:sz="6" w:space="4" w:color="2E75B6"/>
+        </w:pBdr>
+      </w:pPr>
+      <w:r>
+        <w:rPr>
+          <w:rFonts w:ascii="Arial" w:hAnsi="Arial"/>
+          <w:b w:val="0"/>
+          <w:i w:val="0"/>
+          <w:sz w:val="22"/>
+        </w:rPr>
+        <w:t>Honest framing on the remaining gap (the federal pattern): items intentionally left off via the role’s win2022stig_disruption_high: false and win2022stig_complexity_high: false safety guards (service-disrupting and complex auto-remediations excluded by design), four Server-2025-vs-2022-benchmark mismatches disabled in group_vars (wn22_00_000090 TPM/wmic, _000340 PNRP, _000420/_000430 FTP), and 55 manual AUDIT controls that require human review. Documented disposition for every open item is in Architecture/RMF-Templates/POAM-Template.md (Document Control v1.4, June 30, 2026).</w:t>
+      </w:r>
+    </w:p>
+    <w:p/>
     <w:p>
       <w:pPr>
         <w:spacing w:after="200"/>
@@ -2320,6 +2378,86 @@
           <w:p>
             <w:r>
               <w:t>122</w:t>
+            </w:r>
+          </w:p>
+        </w:tc>
+      </w:tr>
+      <w:tr>
+        <w:tc>
+          <w:tcPr>
+            <w:tcW w:type="dxa" w:w="1560"/>
+          </w:tcPr>
+          <w:p>
+            <w:r>
+              <w:rPr>
+                <w:b/>
+              </w:rPr>
+              <w:t>Lab-DC01</w:t>
+            </w:r>
+          </w:p>
+        </w:tc>
+        <w:tc>
+          <w:tcPr>
+            <w:tcW w:type="dxa" w:w="1560"/>
+          </w:tcPr>
+          <w:p>
+            <w:r>
+              <w:rPr>
+                <w:b/>
+              </w:rPr>
+              <w:t>WS 2022 STIG 2.3.10</w:t>
+            </w:r>
+          </w:p>
+        </w:tc>
+        <w:tc>
+          <w:tcPr>
+            <w:tcW w:type="dxa" w:w="1560"/>
+          </w:tcPr>
+          <w:p>
+            <w:r>
+              <w:rPr>
+                <w:b/>
+              </w:rPr>
+              <w:t>After-Ansible (v1.4, 2026-06-30)</w:t>
+            </w:r>
+          </w:p>
+        </w:tc>
+        <w:tc>
+          <w:tcPr>
+            <w:tcW w:type="dxa" w:w="1560"/>
+          </w:tcPr>
+          <w:p>
+            <w:r>
+              <w:rPr>
+                <w:b/>
+              </w:rPr>
+              <w:t>42.66% → 86.70%</w:t>
+            </w:r>
+          </w:p>
+        </w:tc>
+        <w:tc>
+          <w:tcPr>
+            <w:tcW w:type="dxa" w:w="1560"/>
+          </w:tcPr>
+          <w:p>
+            <w:r>
+              <w:rPr>
+                <w:b/>
+              </w:rPr>
+              <w:t>1</w:t>
+            </w:r>
+          </w:p>
+        </w:tc>
+        <w:tc>
+          <w:tcPr>
+            <w:tcW w:type="dxa" w:w="1560"/>
+          </w:tcPr>
+          <w:p>
+            <w:r>
+              <w:rPr>
+                <w:b/>
+              </w:rPr>
+              <w:t>27</w:t>
             </w:r>
           </w:p>
         </w:tc>
